--- a/curriculos/Curriculo 115-03/microcurriculos/VIII SEMESTRE/1156805_Gerencia_Y_Tecnologia.docx
+++ b/curriculos/Curriculo 115-03/microcurriculos/VIII SEMESTRE/1156805_Gerencia_Y_Tecnologia.docx
@@ -475,7 +475,7 @@
                 <w:sz w:val="16"/>
                 <w:szCs w:val="16"/>
               </w:rPr>
-              <w:t>VII</w:t>
+              <w:t xml:space="preserve">VIII</w:t>
             </w:r>
           </w:p>
         </w:tc>
@@ -1030,6 +1030,14 @@
                 <w:szCs w:val="15"/>
               </w:rPr>
             </w:pPr>
+            <w:r>
+              <w:rPr>
+                <w:rFonts w:ascii="Arial" w:eastAsia="Arial" w:hAnsi="Arial" w:cs="Arial"/>
+                <w:sz w:val="15"/>
+                <w:szCs w:val="15"/>
+              </w:rPr>
+              <w:t>3</w:t>
+            </w:r>
           </w:p>
         </w:tc>
       </w:tr>
